--- a/22130129_NguyenTuanKhuong_XÂY DỰNG WEBSITE BÁN HÀNG VÀ QUẢN LÝ QUÁN CÀ PHÊ.docx
+++ b/22130129_NguyenTuanKhuong_XÂY DỰNG WEBSITE BÁN HÀNG VÀ QUẢN LÝ QUÁN CÀ PHÊ.docx
@@ -9942,7 +9942,6 @@
         <w:t xml:space="preserve"> </w:t>
       </w:r>
       <w:proofErr w:type="spellStart"/>
-      <w:proofErr w:type="gramStart"/>
       <w:r>
         <w:rPr>
           <w:color w:val="000000" w:themeColor="text1"/>
@@ -9950,7 +9949,6 @@
         <w:t>ưu</w:t>
       </w:r>
       <w:proofErr w:type="spellEnd"/>
-      <w:proofErr w:type="gramEnd"/>
       <w:r>
         <w:rPr>
           <w:color w:val="000000" w:themeColor="text1"/>
@@ -10813,6 +10811,8 @@
         </w:rPr>
         <w:t xml:space="preserve"> </w:t>
       </w:r>
+      <w:bookmarkStart w:id="0" w:name="_GoBack"/>
+      <w:bookmarkEnd w:id="0"/>
       <w:r>
         <w:rPr>
           <w:b/>
@@ -11338,28 +11338,55 @@
         <w:rPr>
           <w:rFonts w:ascii="Times New Roman" w:hAnsi="Times New Roman" w:cs="Times New Roman"/>
           <w:color w:val="000000" w:themeColor="text1"/>
+          <w:lang w:val="vi-VN"/>
         </w:rPr>
       </w:pPr>
       <w:r>
         <w:rPr>
           <w:rFonts w:ascii="Times New Roman" w:hAnsi="Times New Roman" w:cs="Times New Roman"/>
-          <w:color w:val="000000" w:themeColor="text1"/>
-        </w:rPr>
-        <w:t xml:space="preserve">6. Link </w:t>
-      </w:r>
-      <w:proofErr w:type="spellStart"/>
+          <w:b/>
+          <w:color w:val="000000" w:themeColor="text1"/>
+          <w:sz w:val="32"/>
+          <w:szCs w:val="32"/>
+        </w:rPr>
+        <w:t>6.</w:t>
+      </w:r>
       <w:r>
         <w:rPr>
           <w:rFonts w:ascii="Times New Roman" w:hAnsi="Times New Roman" w:cs="Times New Roman"/>
           <w:color w:val="000000" w:themeColor="text1"/>
         </w:rPr>
+        <w:t xml:space="preserve"> </w:t>
+      </w:r>
+      <w:r>
+        <w:rPr>
+          <w:rFonts w:ascii="Times New Roman" w:hAnsi="Times New Roman" w:cs="Times New Roman"/>
+          <w:b/>
+          <w:color w:val="000000" w:themeColor="text1"/>
+          <w:sz w:val="32"/>
+          <w:szCs w:val="32"/>
+        </w:rPr>
+        <w:t xml:space="preserve">Link </w:t>
+      </w:r>
+      <w:proofErr w:type="spellStart"/>
+      <w:r>
+        <w:rPr>
+          <w:rFonts w:ascii="Times New Roman" w:hAnsi="Times New Roman" w:cs="Times New Roman"/>
+          <w:b/>
+          <w:color w:val="000000" w:themeColor="text1"/>
+          <w:sz w:val="32"/>
+          <w:szCs w:val="32"/>
+        </w:rPr>
         <w:t>tham</w:t>
       </w:r>
       <w:proofErr w:type="spellEnd"/>
       <w:r>
         <w:rPr>
           <w:rFonts w:ascii="Times New Roman" w:hAnsi="Times New Roman" w:cs="Times New Roman"/>
-          <w:color w:val="000000" w:themeColor="text1"/>
+          <w:b/>
+          <w:color w:val="000000" w:themeColor="text1"/>
+          <w:sz w:val="32"/>
+          <w:szCs w:val="32"/>
         </w:rPr>
         <w:t xml:space="preserve"> </w:t>
       </w:r>
@@ -11367,7 +11394,10 @@
       <w:r>
         <w:rPr>
           <w:rFonts w:ascii="Times New Roman" w:hAnsi="Times New Roman" w:cs="Times New Roman"/>
-          <w:color w:val="000000" w:themeColor="text1"/>
+          <w:b/>
+          <w:color w:val="000000" w:themeColor="text1"/>
+          <w:sz w:val="32"/>
+          <w:szCs w:val="32"/>
         </w:rPr>
         <w:t>khảo</w:t>
       </w:r>
@@ -11375,7 +11405,10 @@
       <w:r>
         <w:rPr>
           <w:rFonts w:ascii="Times New Roman" w:hAnsi="Times New Roman" w:cs="Times New Roman"/>
-          <w:color w:val="000000" w:themeColor="text1"/>
+          <w:b/>
+          <w:color w:val="000000" w:themeColor="text1"/>
+          <w:sz w:val="32"/>
+          <w:szCs w:val="32"/>
         </w:rPr>
         <w:t xml:space="preserve"> </w:t>
       </w:r>
@@ -11383,7 +11416,10 @@
       <w:r>
         <w:rPr>
           <w:rFonts w:ascii="Times New Roman" w:hAnsi="Times New Roman" w:cs="Times New Roman"/>
-          <w:color w:val="000000" w:themeColor="text1"/>
+          <w:b/>
+          <w:color w:val="000000" w:themeColor="text1"/>
+          <w:sz w:val="32"/>
+          <w:szCs w:val="32"/>
         </w:rPr>
         <w:t>dự</w:t>
       </w:r>
@@ -11391,7 +11427,10 @@
       <w:r>
         <w:rPr>
           <w:rFonts w:ascii="Times New Roman" w:hAnsi="Times New Roman" w:cs="Times New Roman"/>
-          <w:color w:val="000000" w:themeColor="text1"/>
+          <w:b/>
+          <w:color w:val="000000" w:themeColor="text1"/>
+          <w:sz w:val="32"/>
+          <w:szCs w:val="32"/>
         </w:rPr>
         <w:t xml:space="preserve"> </w:t>
       </w:r>
@@ -11399,11 +11438,73 @@
       <w:r>
         <w:rPr>
           <w:rFonts w:ascii="Times New Roman" w:hAnsi="Times New Roman" w:cs="Times New Roman"/>
-          <w:color w:val="000000" w:themeColor="text1"/>
+          <w:b/>
+          <w:color w:val="000000" w:themeColor="text1"/>
+          <w:sz w:val="32"/>
+          <w:szCs w:val="32"/>
         </w:rPr>
         <w:t>án</w:t>
       </w:r>
       <w:proofErr w:type="spellEnd"/>
+    </w:p>
+    <w:p>
+      <w:pPr>
+        <w:pStyle w:val="ListParagraph"/>
+        <w:numPr>
+          <w:ilvl w:val="0"/>
+          <w:numId w:val="24"/>
+        </w:numPr>
+        <w:rPr>
+          <w:rFonts w:ascii="Times New Roman" w:hAnsi="Times New Roman" w:cs="Times New Roman"/>
+          <w:b/>
+          <w:sz w:val="24"/>
+          <w:szCs w:val="24"/>
+          <w:lang w:val="vi-VN"/>
+        </w:rPr>
+      </w:pPr>
+      <w:r>
+        <w:rPr>
+          <w:rFonts w:ascii="Times New Roman" w:hAnsi="Times New Roman" w:cs="Times New Roman"/>
+          <w:b/>
+          <w:sz w:val="24"/>
+          <w:szCs w:val="24"/>
+          <w:lang w:val="vi-VN"/>
+        </w:rPr>
+        <w:t>Link video demo project :</w:t>
+      </w:r>
+      <w:r>
+        <w:rPr>
+          <w:rFonts w:ascii="Times New Roman" w:hAnsi="Times New Roman" w:cs="Times New Roman"/>
+          <w:b/>
+          <w:sz w:val="24"/>
+          <w:szCs w:val="24"/>
+          <w:lang w:val="vi-VN"/>
+        </w:rPr>
+        <w:t xml:space="preserve"> </w:t>
+      </w:r>
+      <w:hyperlink r:id="rId8" w:history="1">
+        <w:r>
+          <w:rPr>
+            <w:rStyle w:val="Hyperlink"/>
+            <w:rFonts w:ascii="Times New Roman" w:hAnsi="Times New Roman" w:cs="Times New Roman"/>
+            <w:b/>
+            <w:sz w:val="24"/>
+            <w:szCs w:val="24"/>
+            <w:lang w:val="vi-VN"/>
+          </w:rPr>
+          <w:t>https://drive.google.com/file/d/1g_7kvxneCWQwopNyYPIogZ3G_RKsPJeB/view?usp=sharing</w:t>
+        </w:r>
+      </w:hyperlink>
+      <w:r>
+        <w:rPr>
+          <w:rFonts w:ascii="Times New Roman" w:hAnsi="Times New Roman" w:cs="Times New Roman"/>
+          <w:b/>
+          <w:sz w:val="24"/>
+          <w:szCs w:val="24"/>
+          <w:lang w:val="vi-VN"/>
+        </w:rPr>
+        <w:t xml:space="preserve"> </w:t>
+      </w:r>
     </w:p>
     <w:p>
       <w:pPr>
@@ -11417,8 +11518,6 @@
           <w:color w:val="000000" w:themeColor="text1"/>
         </w:rPr>
       </w:pPr>
-      <w:bookmarkStart w:id="0" w:name="_GoBack"/>
-      <w:bookmarkEnd w:id="0"/>
       <w:r>
         <w:rPr>
           <w:b/>
@@ -11451,6 +11550,14 @@
         </w:rPr>
         <w:t xml:space="preserve"> </w:t>
       </w:r>
+      <w:hyperlink r:id="rId9" w:history="1">
+        <w:r>
+          <w:rPr>
+            <w:rStyle w:val="Hyperlink"/>
+          </w:rPr>
+          <w:t>https://github.com/Khuongvjppro/CDWeb</w:t>
+        </w:r>
+      </w:hyperlink>
       <w:r>
         <w:rPr>
           <w:rStyle w:val="HTMLCode"/>
@@ -11458,8 +11565,9 @@
           <w:color w:val="000000" w:themeColor="text1"/>
           <w:sz w:val="24"/>
           <w:szCs w:val="24"/>
-        </w:rPr>
-        <w:t>https://github.com/Khuongvjppro/CDWeb</w:t>
+          <w:lang w:val="vi-VN"/>
+        </w:rPr>
+        <w:t xml:space="preserve">  </w:t>
       </w:r>
     </w:p>
     <w:sectPr>
@@ -12717,6 +12825,119 @@
     </w:lvl>
   </w:abstractNum>
   <w:abstractNum w:abstractNumId="8">
+    <w:nsid w:val="25BE16B0"/>
+    <w:multiLevelType w:val="hybridMultilevel"/>
+    <w:tmpl w:val="0714C9F8"/>
+    <w:lvl w:ilvl="0" w:tplc="04090001">
+      <w:start w:val="1"/>
+      <w:numFmt w:val="bullet"/>
+      <w:lvlText w:val=""/>
+      <w:lvlJc w:val="left"/>
+      <w:pPr>
+        <w:ind w:left="720" w:hanging="360"/>
+      </w:pPr>
+      <w:rPr>
+        <w:rFonts w:ascii="Symbol" w:hAnsi="Symbol" w:hint="default"/>
+      </w:rPr>
+    </w:lvl>
+    <w:lvl w:ilvl="1" w:tplc="04090003" w:tentative="1">
+      <w:start w:val="1"/>
+      <w:numFmt w:val="bullet"/>
+      <w:lvlText w:val="o"/>
+      <w:lvlJc w:val="left"/>
+      <w:pPr>
+        <w:ind w:left="1440" w:hanging="360"/>
+      </w:pPr>
+      <w:rPr>
+        <w:rFonts w:ascii="Courier New" w:hAnsi="Courier New" w:cs="Courier New" w:hint="default"/>
+      </w:rPr>
+    </w:lvl>
+    <w:lvl w:ilvl="2" w:tplc="04090005" w:tentative="1">
+      <w:start w:val="1"/>
+      <w:numFmt w:val="bullet"/>
+      <w:lvlText w:val=""/>
+      <w:lvlJc w:val="left"/>
+      <w:pPr>
+        <w:ind w:left="2160" w:hanging="360"/>
+      </w:pPr>
+      <w:rPr>
+        <w:rFonts w:ascii="Wingdings" w:hAnsi="Wingdings" w:hint="default"/>
+      </w:rPr>
+    </w:lvl>
+    <w:lvl w:ilvl="3" w:tplc="04090001" w:tentative="1">
+      <w:start w:val="1"/>
+      <w:numFmt w:val="bullet"/>
+      <w:lvlText w:val=""/>
+      <w:lvlJc w:val="left"/>
+      <w:pPr>
+        <w:ind w:left="2880" w:hanging="360"/>
+      </w:pPr>
+      <w:rPr>
+        <w:rFonts w:ascii="Symbol" w:hAnsi="Symbol" w:hint="default"/>
+      </w:rPr>
+    </w:lvl>
+    <w:lvl w:ilvl="4" w:tplc="04090003" w:tentative="1">
+      <w:start w:val="1"/>
+      <w:numFmt w:val="bullet"/>
+      <w:lvlText w:val="o"/>
+      <w:lvlJc w:val="left"/>
+      <w:pPr>
+        <w:ind w:left="3600" w:hanging="360"/>
+      </w:pPr>
+      <w:rPr>
+        <w:rFonts w:ascii="Courier New" w:hAnsi="Courier New" w:cs="Courier New" w:hint="default"/>
+      </w:rPr>
+    </w:lvl>
+    <w:lvl w:ilvl="5" w:tplc="04090005" w:tentative="1">
+      <w:start w:val="1"/>
+      <w:numFmt w:val="bullet"/>
+      <w:lvlText w:val=""/>
+      <w:lvlJc w:val="left"/>
+      <w:pPr>
+        <w:ind w:left="4320" w:hanging="360"/>
+      </w:pPr>
+      <w:rPr>
+        <w:rFonts w:ascii="Wingdings" w:hAnsi="Wingdings" w:hint="default"/>
+      </w:rPr>
+    </w:lvl>
+    <w:lvl w:ilvl="6" w:tplc="04090001" w:tentative="1">
+      <w:start w:val="1"/>
+      <w:numFmt w:val="bullet"/>
+      <w:lvlText w:val=""/>
+      <w:lvlJc w:val="left"/>
+      <w:pPr>
+        <w:ind w:left="5040" w:hanging="360"/>
+      </w:pPr>
+      <w:rPr>
+        <w:rFonts w:ascii="Symbol" w:hAnsi="Symbol" w:hint="default"/>
+      </w:rPr>
+    </w:lvl>
+    <w:lvl w:ilvl="7" w:tplc="04090003" w:tentative="1">
+      <w:start w:val="1"/>
+      <w:numFmt w:val="bullet"/>
+      <w:lvlText w:val="o"/>
+      <w:lvlJc w:val="left"/>
+      <w:pPr>
+        <w:ind w:left="5760" w:hanging="360"/>
+      </w:pPr>
+      <w:rPr>
+        <w:rFonts w:ascii="Courier New" w:hAnsi="Courier New" w:cs="Courier New" w:hint="default"/>
+      </w:rPr>
+    </w:lvl>
+    <w:lvl w:ilvl="8" w:tplc="04090005" w:tentative="1">
+      <w:start w:val="1"/>
+      <w:numFmt w:val="bullet"/>
+      <w:lvlText w:val=""/>
+      <w:lvlJc w:val="left"/>
+      <w:pPr>
+        <w:ind w:left="6480" w:hanging="360"/>
+      </w:pPr>
+      <w:rPr>
+        <w:rFonts w:ascii="Wingdings" w:hAnsi="Wingdings" w:hint="default"/>
+      </w:rPr>
+    </w:lvl>
+  </w:abstractNum>
+  <w:abstractNum w:abstractNumId="9">
     <w:nsid w:val="283B255E"/>
     <w:multiLevelType w:val="multilevel"/>
     <w:tmpl w:val="A4BC2D90"/>
@@ -12865,7 +13086,7 @@
       </w:rPr>
     </w:lvl>
   </w:abstractNum>
-  <w:abstractNum w:abstractNumId="9">
+  <w:abstractNum w:abstractNumId="10">
     <w:nsid w:val="2853362E"/>
     <w:multiLevelType w:val="multilevel"/>
     <w:tmpl w:val="80EED2D2"/>
@@ -13014,7 +13235,7 @@
       </w:rPr>
     </w:lvl>
   </w:abstractNum>
-  <w:abstractNum w:abstractNumId="10">
+  <w:abstractNum w:abstractNumId="11">
     <w:nsid w:val="31775FA9"/>
     <w:multiLevelType w:val="multilevel"/>
     <w:tmpl w:val="26D2973C"/>
@@ -13163,7 +13384,7 @@
       </w:rPr>
     </w:lvl>
   </w:abstractNum>
-  <w:abstractNum w:abstractNumId="11">
+  <w:abstractNum w:abstractNumId="12">
     <w:nsid w:val="31CF0F2B"/>
     <w:multiLevelType w:val="multilevel"/>
     <w:tmpl w:val="23EA5254"/>
@@ -13312,7 +13533,7 @@
       </w:rPr>
     </w:lvl>
   </w:abstractNum>
-  <w:abstractNum w:abstractNumId="12">
+  <w:abstractNum w:abstractNumId="13">
     <w:nsid w:val="36EA00B7"/>
     <w:multiLevelType w:val="multilevel"/>
     <w:tmpl w:val="175C7B1A"/>
@@ -13461,7 +13682,7 @@
       </w:rPr>
     </w:lvl>
   </w:abstractNum>
-  <w:abstractNum w:abstractNumId="13">
+  <w:abstractNum w:abstractNumId="14">
     <w:nsid w:val="38037E8E"/>
     <w:multiLevelType w:val="multilevel"/>
     <w:tmpl w:val="A03CA97E"/>
@@ -13610,7 +13831,7 @@
       </w:rPr>
     </w:lvl>
   </w:abstractNum>
-  <w:abstractNum w:abstractNumId="14">
+  <w:abstractNum w:abstractNumId="15">
     <w:nsid w:val="3DC742FE"/>
     <w:multiLevelType w:val="multilevel"/>
     <w:tmpl w:val="BE9A9CFC"/>
@@ -13759,7 +13980,7 @@
       </w:rPr>
     </w:lvl>
   </w:abstractNum>
-  <w:abstractNum w:abstractNumId="15">
+  <w:abstractNum w:abstractNumId="16">
     <w:nsid w:val="4D4D59AC"/>
     <w:multiLevelType w:val="multilevel"/>
     <w:tmpl w:val="B9DA5E30"/>
@@ -13908,7 +14129,7 @@
       </w:rPr>
     </w:lvl>
   </w:abstractNum>
-  <w:abstractNum w:abstractNumId="16">
+  <w:abstractNum w:abstractNumId="17">
     <w:nsid w:val="52683904"/>
     <w:multiLevelType w:val="multilevel"/>
     <w:tmpl w:val="FFF2B518"/>
@@ -14057,7 +14278,7 @@
       </w:rPr>
     </w:lvl>
   </w:abstractNum>
-  <w:abstractNum w:abstractNumId="17">
+  <w:abstractNum w:abstractNumId="18">
     <w:nsid w:val="5B6E45A2"/>
     <w:multiLevelType w:val="multilevel"/>
     <w:tmpl w:val="21540A30"/>
@@ -14206,7 +14427,7 @@
       </w:rPr>
     </w:lvl>
   </w:abstractNum>
-  <w:abstractNum w:abstractNumId="18">
+  <w:abstractNum w:abstractNumId="19">
     <w:nsid w:val="63700E1D"/>
     <w:multiLevelType w:val="multilevel"/>
     <w:tmpl w:val="4FDE50D0"/>
@@ -14355,7 +14576,7 @@
       </w:rPr>
     </w:lvl>
   </w:abstractNum>
-  <w:abstractNum w:abstractNumId="19">
+  <w:abstractNum w:abstractNumId="20">
     <w:nsid w:val="738E56BC"/>
     <w:multiLevelType w:val="multilevel"/>
     <w:tmpl w:val="529CADD8"/>
@@ -14504,7 +14725,7 @@
       </w:rPr>
     </w:lvl>
   </w:abstractNum>
-  <w:abstractNum w:abstractNumId="20">
+  <w:abstractNum w:abstractNumId="21">
     <w:nsid w:val="73DB5BBF"/>
     <w:multiLevelType w:val="multilevel"/>
     <w:tmpl w:val="D3CA8FDA"/>
@@ -14653,7 +14874,7 @@
       </w:rPr>
     </w:lvl>
   </w:abstractNum>
-  <w:abstractNum w:abstractNumId="21">
+  <w:abstractNum w:abstractNumId="22">
     <w:nsid w:val="7532594B"/>
     <w:multiLevelType w:val="multilevel"/>
     <w:tmpl w:val="9F7256C6"/>
@@ -14802,7 +15023,7 @@
       </w:rPr>
     </w:lvl>
   </w:abstractNum>
-  <w:abstractNum w:abstractNumId="22">
+  <w:abstractNum w:abstractNumId="23">
     <w:nsid w:val="75B614A9"/>
     <w:multiLevelType w:val="multilevel"/>
     <w:tmpl w:val="897A9F78"/>
@@ -14952,31 +15173,31 @@
     </w:lvl>
   </w:abstractNum>
   <w:num w:numId="1">
-    <w:abstractNumId w:val="18"/>
+    <w:abstractNumId w:val="19"/>
   </w:num>
   <w:num w:numId="2">
     <w:abstractNumId w:val="0"/>
   </w:num>
   <w:num w:numId="3">
-    <w:abstractNumId w:val="12"/>
+    <w:abstractNumId w:val="13"/>
   </w:num>
   <w:num w:numId="4">
     <w:abstractNumId w:val="5"/>
   </w:num>
   <w:num w:numId="5">
-    <w:abstractNumId w:val="19"/>
+    <w:abstractNumId w:val="20"/>
   </w:num>
   <w:num w:numId="6">
-    <w:abstractNumId w:val="20"/>
+    <w:abstractNumId w:val="21"/>
   </w:num>
   <w:num w:numId="7">
     <w:abstractNumId w:val="4"/>
   </w:num>
   <w:num w:numId="8">
-    <w:abstractNumId w:val="11"/>
+    <w:abstractNumId w:val="12"/>
   </w:num>
   <w:num w:numId="9">
-    <w:abstractNumId w:val="16"/>
+    <w:abstractNumId w:val="17"/>
   </w:num>
   <w:num w:numId="10">
     <w:abstractNumId w:val="2"/>
@@ -14985,13 +15206,13 @@
     <w:abstractNumId w:val="3"/>
   </w:num>
   <w:num w:numId="12">
-    <w:abstractNumId w:val="15"/>
+    <w:abstractNumId w:val="16"/>
   </w:num>
   <w:num w:numId="13">
-    <w:abstractNumId w:val="17"/>
+    <w:abstractNumId w:val="18"/>
   </w:num>
   <w:num w:numId="14">
-    <w:abstractNumId w:val="9"/>
+    <w:abstractNumId w:val="10"/>
   </w:num>
   <w:num w:numId="15">
     <w:abstractNumId w:val="7"/>
@@ -15000,25 +15221,28 @@
     <w:abstractNumId w:val="6"/>
   </w:num>
   <w:num w:numId="17">
-    <w:abstractNumId w:val="10"/>
+    <w:abstractNumId w:val="11"/>
   </w:num>
   <w:num w:numId="18">
-    <w:abstractNumId w:val="8"/>
+    <w:abstractNumId w:val="9"/>
   </w:num>
   <w:num w:numId="19">
-    <w:abstractNumId w:val="13"/>
+    <w:abstractNumId w:val="14"/>
   </w:num>
   <w:num w:numId="20">
-    <w:abstractNumId w:val="21"/>
+    <w:abstractNumId w:val="22"/>
   </w:num>
   <w:num w:numId="21">
     <w:abstractNumId w:val="1"/>
   </w:num>
   <w:num w:numId="22">
-    <w:abstractNumId w:val="14"/>
+    <w:abstractNumId w:val="15"/>
   </w:num>
   <w:num w:numId="23">
-    <w:abstractNumId w:val="22"/>
+    <w:abstractNumId w:val="23"/>
+  </w:num>
+  <w:num w:numId="24">
+    <w:abstractNumId w:val="8"/>
   </w:num>
 </w:numbering>
 </file>
@@ -15209,7 +15433,6 @@
     <w:next w:val="Normal"/>
     <w:link w:val="Heading2Char"/>
     <w:uiPriority w:val="9"/>
-    <w:semiHidden/>
     <w:unhideWhenUsed/>
     <w:qFormat/>
     <w:rsid w:val="00FF7569"/>
@@ -15371,7 +15594,6 @@
     <w:basedOn w:val="DefaultParagraphFont"/>
     <w:link w:val="Heading2"/>
     <w:uiPriority w:val="9"/>
-    <w:semiHidden/>
     <w:rsid w:val="00FF7569"/>
     <w:rPr>
       <w:rFonts w:asciiTheme="majorHAnsi" w:eastAsiaTheme="majorEastAsia" w:hAnsiTheme="majorHAnsi" w:cstheme="majorBidi"/>
@@ -15453,6 +15675,40 @@
     <w:link w:val="Footer"/>
     <w:uiPriority w:val="99"/>
     <w:rsid w:val="006B63CB"/>
+  </w:style>
+  <w:style w:type="character" w:styleId="Hyperlink">
+    <w:name w:val="Hyperlink"/>
+    <w:basedOn w:val="DefaultParagraphFont"/>
+    <w:uiPriority w:val="99"/>
+    <w:unhideWhenUsed/>
+    <w:rsid w:val="00515A47"/>
+    <w:rPr>
+      <w:color w:val="0563C1" w:themeColor="hyperlink"/>
+      <w:u w:val="single"/>
+    </w:rPr>
+  </w:style>
+  <w:style w:type="character" w:styleId="FollowedHyperlink">
+    <w:name w:val="FollowedHyperlink"/>
+    <w:basedOn w:val="DefaultParagraphFont"/>
+    <w:uiPriority w:val="99"/>
+    <w:semiHidden/>
+    <w:unhideWhenUsed/>
+    <w:rsid w:val="00515A47"/>
+    <w:rPr>
+      <w:color w:val="954F72" w:themeColor="followedHyperlink"/>
+      <w:u w:val="single"/>
+    </w:rPr>
+  </w:style>
+  <w:style w:type="paragraph" w:styleId="ListParagraph">
+    <w:name w:val="List Paragraph"/>
+    <w:basedOn w:val="Normal"/>
+    <w:uiPriority w:val="34"/>
+    <w:qFormat/>
+    <w:rsid w:val="00B36832"/>
+    <w:pPr>
+      <w:ind w:left="720"/>
+      <w:contextualSpacing/>
+    </w:pPr>
   </w:style>
 </w:styles>
 </file>
@@ -15643,7 +15899,6 @@
     <w:next w:val="Normal"/>
     <w:link w:val="Heading2Char"/>
     <w:uiPriority w:val="9"/>
-    <w:semiHidden/>
     <w:unhideWhenUsed/>
     <w:qFormat/>
     <w:rsid w:val="00FF7569"/>
@@ -15805,7 +16060,6 @@
     <w:basedOn w:val="DefaultParagraphFont"/>
     <w:link w:val="Heading2"/>
     <w:uiPriority w:val="9"/>
-    <w:semiHidden/>
     <w:rsid w:val="00FF7569"/>
     <w:rPr>
       <w:rFonts w:asciiTheme="majorHAnsi" w:eastAsiaTheme="majorEastAsia" w:hAnsiTheme="majorHAnsi" w:cstheme="majorBidi"/>
@@ -15887,6 +16141,40 @@
     <w:link w:val="Footer"/>
     <w:uiPriority w:val="99"/>
     <w:rsid w:val="006B63CB"/>
+  </w:style>
+  <w:style w:type="character" w:styleId="Hyperlink">
+    <w:name w:val="Hyperlink"/>
+    <w:basedOn w:val="DefaultParagraphFont"/>
+    <w:uiPriority w:val="99"/>
+    <w:unhideWhenUsed/>
+    <w:rsid w:val="00515A47"/>
+    <w:rPr>
+      <w:color w:val="0563C1" w:themeColor="hyperlink"/>
+      <w:u w:val="single"/>
+    </w:rPr>
+  </w:style>
+  <w:style w:type="character" w:styleId="FollowedHyperlink">
+    <w:name w:val="FollowedHyperlink"/>
+    <w:basedOn w:val="DefaultParagraphFont"/>
+    <w:uiPriority w:val="99"/>
+    <w:semiHidden/>
+    <w:unhideWhenUsed/>
+    <w:rsid w:val="00515A47"/>
+    <w:rPr>
+      <w:color w:val="954F72" w:themeColor="followedHyperlink"/>
+      <w:u w:val="single"/>
+    </w:rPr>
+  </w:style>
+  <w:style w:type="paragraph" w:styleId="ListParagraph">
+    <w:name w:val="List Paragraph"/>
+    <w:basedOn w:val="Normal"/>
+    <w:uiPriority w:val="34"/>
+    <w:qFormat/>
+    <w:rsid w:val="00B36832"/>
+    <w:pPr>
+      <w:ind w:left="720"/>
+      <w:contextualSpacing/>
+    </w:pPr>
   </w:style>
 </w:styles>
 </file>
